--- a/docs/LMS_PreDeploy_Checklist_updated.docx
+++ b/docs/LMS_PreDeploy_Checklist_updated.docx
@@ -399,7 +399,7 @@
                 <w:sz w:val="20"/>
                 <w:szCs w:val="20"/>
               </w:rPr>
-              <w:t xml:space="preserve">Login with each real student code (CE2026A-H)</w:t>
+              <w:t>Login with each real student code (from the instructor's private list — never written in the repo)</w:t>
             </w:r>
           </w:p>
         </w:tc>
@@ -517,7 +517,7 @@
                 <w:sz w:val="20"/>
                 <w:szCs w:val="20"/>
               </w:rPr>
-              <w:t xml:space="preserve">Login with ADMIN2026</w:t>
+              <w:t>Login with the instructor code (private list); confirm the old CE2026/ADMIN2026 codes are rejected</w:t>
             </w:r>
           </w:p>
         </w:tc>
